--- a/assets/templates/Договор на оказание платных медицинских услуг ОПО.docx
+++ b/assets/templates/Договор на оказание платных медицинских услуг ОПО.docx
@@ -7,7 +7,7 @@
         <w:pStyle w:val="Normal"/>
         <w:shd w:val="clear" w:color="auto" w:fill="FFFFFF"/>
         <w:spacing w:lineRule="exact" w:line="226"/>
-        <w:ind w:hanging="0" w:start="0"/>
+        <w:ind w:hanging="0" w:left="0"/>
         <w:jc w:val="both"/>
         <w:rPr/>
       </w:pPr>
@@ -18,26 +18,26 @@
     <w:tbl>
       <w:tblPr>
         <w:tblW w:w="11277" w:type="dxa"/>
-        <w:jc w:val="start"/>
+        <w:jc w:val="left"/>
         <w:tblInd w:w="-196" w:type="dxa"/>
         <w:tblLayout w:type="fixed"/>
         <w:tblCellMar>
           <w:top w:w="0" w:type="dxa"/>
-          <w:start w:w="30" w:type="dxa"/>
+          <w:left w:w="30" w:type="dxa"/>
           <w:bottom w:w="0" w:type="dxa"/>
-          <w:end w:w="30" w:type="dxa"/>
+          <w:right w:w="30" w:type="dxa"/>
         </w:tblCellMar>
       </w:tblPr>
       <w:tblGrid>
-        <w:gridCol w:w="1500"/>
+        <w:gridCol w:w="1499"/>
         <w:gridCol w:w="1077"/>
-        <w:gridCol w:w="1487"/>
+        <w:gridCol w:w="1488"/>
         <w:gridCol w:w="1077"/>
-        <w:gridCol w:w="109"/>
+        <w:gridCol w:w="108"/>
         <w:gridCol w:w="82"/>
         <w:gridCol w:w="1909"/>
         <w:gridCol w:w="641"/>
-        <w:gridCol w:w="818"/>
+        <w:gridCol w:w="819"/>
         <w:gridCol w:w="82"/>
         <w:gridCol w:w="2495"/>
       </w:tblGrid>
@@ -70,7 +70,7 @@
                 <w:sz w:val="18"/>
                 <w:szCs w:val="18"/>
               </w:rPr>
-              <w:t xml:space="preserve">ДОГОВОР на оказание платных медицинских услуг от </w:t>
+              <w:t>ДОГОВОР на оказание платных медицинских услуг от</w:t>
             </w:r>
           </w:p>
         </w:tc>
@@ -92,7 +92,7 @@
               <w:tabs>
                 <w:tab w:val="clear" w:pos="708"/>
               </w:tabs>
-              <w:jc w:val="start"/>
+              <w:jc w:val="left"/>
               <w:rPr>
                 <w:sz w:val="18"/>
                 <w:szCs w:val="18"/>
@@ -125,7 +125,7 @@
               <w:tabs>
                 <w:tab w:val="clear" w:pos="708"/>
               </w:tabs>
-              <w:jc w:val="start"/>
+              <w:jc w:val="left"/>
               <w:rPr>
                 <w:sz w:val="18"/>
                 <w:szCs w:val="18"/>
@@ -158,7 +158,7 @@
               <w:tabs>
                 <w:tab w:val="clear" w:pos="708"/>
               </w:tabs>
-              <w:jc w:val="start"/>
+              <w:jc w:val="left"/>
               <w:rPr>
                 <w:sz w:val="18"/>
                 <w:szCs w:val="18"/>
@@ -191,7 +191,7 @@
               <w:tabs>
                 <w:tab w:val="clear" w:pos="708"/>
               </w:tabs>
-              <w:jc w:val="start"/>
+              <w:jc w:val="left"/>
               <w:rPr>
                 <w:sz w:val="18"/>
                 <w:szCs w:val="18"/>
@@ -224,7 +224,7 @@
               <w:tabs>
                 <w:tab w:val="clear" w:pos="708"/>
               </w:tabs>
-              <w:jc w:val="start"/>
+              <w:jc w:val="left"/>
               <w:rPr>
                 <w:sz w:val="18"/>
                 <w:szCs w:val="18"/>
@@ -257,7 +257,7 @@
               <w:tabs>
                 <w:tab w:val="clear" w:pos="708"/>
               </w:tabs>
-              <w:jc w:val="start"/>
+              <w:jc w:val="left"/>
               <w:rPr>
                 <w:sz w:val="18"/>
                 <w:szCs w:val="18"/>
@@ -324,7 +324,7 @@
               <w:tabs>
                 <w:tab w:val="clear" w:pos="708"/>
               </w:tabs>
-              <w:jc w:val="start"/>
+              <w:jc w:val="left"/>
               <w:rPr>
                 <w:sz w:val="18"/>
                 <w:szCs w:val="18"/>
@@ -397,7 +397,7 @@
               <w:tabs>
                 <w:tab w:val="clear" w:pos="708"/>
               </w:tabs>
-              <w:jc w:val="start"/>
+              <w:jc w:val="left"/>
               <w:rPr>
                 <w:sz w:val="18"/>
                 <w:szCs w:val="18"/>
@@ -480,7 +480,7 @@
               <w:tabs>
                 <w:tab w:val="clear" w:pos="708"/>
               </w:tabs>
-              <w:jc w:val="start"/>
+              <w:jc w:val="left"/>
               <w:rPr>
                 <w:sz w:val="18"/>
                 <w:szCs w:val="18"/>
@@ -493,7 +493,7 @@
               </w:rPr>
               <w:t>3.1. Стоимость оказываемых платных медицинских услуг по настоящему договору составляет 1050 (одна тысяча пятьдесят) рублей 00 копеек, согласно письма  Министерства здравоохранения красноярского края от 21.08. 2024г. № 4771/25-71-9751 «О согласовании платы на медицинские услуги».  В соответствии со ст. 149 HK РФ стоимость оказываемых медицинских услуг НДС не облагается.</w:t>
               <w:br/>
-              <w:t xml:space="preserve">3.2. Заказчик производит оплату за оказание платных медицинских услуг путем внесения денежных средств в кассу, или на расчетный счет Исполнителя, в размере 100% предоплаты, после подписания настоящего договора. </w:t>
+              <w:t>3.2. Заказчик производит оплату за оказание платных медицинских услуг путем внесения денежных средств в кассу, или на расчетный счет Исполнителя, в размере 100% предоплаты, после подписания настоящего договора.</w:t>
             </w:r>
           </w:p>
         </w:tc>
@@ -549,7 +549,7 @@
               <w:tabs>
                 <w:tab w:val="clear" w:pos="708"/>
               </w:tabs>
-              <w:jc w:val="start"/>
+              <w:jc w:val="left"/>
               <w:rPr>
                 <w:sz w:val="18"/>
                 <w:szCs w:val="18"/>
@@ -583,17 +583,17 @@
         </w:trPr>
         <w:tc>
           <w:tcPr>
-            <w:tcW w:w="1500" w:type="dxa"/>
-            <w:tcBorders/>
-            <w:vAlign w:val="bottom"/>
-          </w:tcPr>
-          <w:p>
-            <w:pPr>
-              <w:pStyle w:val="Normal"/>
-              <w:tabs>
-                <w:tab w:val="clear" w:pos="708"/>
-              </w:tabs>
-              <w:jc w:val="start"/>
+            <w:tcW w:w="1499" w:type="dxa"/>
+            <w:tcBorders/>
+            <w:vAlign w:val="bottom"/>
+          </w:tcPr>
+          <w:p>
+            <w:pPr>
+              <w:pStyle w:val="Normal"/>
+              <w:tabs>
+                <w:tab w:val="clear" w:pos="708"/>
+              </w:tabs>
+              <w:jc w:val="left"/>
               <w:rPr>
                 <w:rFonts w:ascii="Times New Roman" w:hAnsi="Times New Roman"/>
                 <w:sz w:val="18"/>
@@ -620,34 +620,34 @@
               <w:tabs>
                 <w:tab w:val="clear" w:pos="708"/>
               </w:tabs>
-              <w:jc w:val="start"/>
-              <w:rPr>
-                <w:rFonts w:ascii="Times New Roman" w:hAnsi="Times New Roman"/>
-                <w:sz w:val="18"/>
-                <w:szCs w:val="18"/>
-              </w:rPr>
-            </w:pPr>
-            <w:r>
-              <w:rPr>
-                <w:sz w:val="18"/>
-                <w:szCs w:val="18"/>
-              </w:rPr>
-            </w:r>
-          </w:p>
-        </w:tc>
-        <w:tc>
-          <w:tcPr>
-            <w:tcW w:w="1487" w:type="dxa"/>
-            <w:tcBorders/>
-            <w:vAlign w:val="bottom"/>
-          </w:tcPr>
-          <w:p>
-            <w:pPr>
-              <w:pStyle w:val="Normal"/>
-              <w:tabs>
-                <w:tab w:val="clear" w:pos="708"/>
-              </w:tabs>
-              <w:jc w:val="start"/>
+              <w:jc w:val="left"/>
+              <w:rPr>
+                <w:rFonts w:ascii="Times New Roman" w:hAnsi="Times New Roman"/>
+                <w:sz w:val="18"/>
+                <w:szCs w:val="18"/>
+              </w:rPr>
+            </w:pPr>
+            <w:r>
+              <w:rPr>
+                <w:sz w:val="18"/>
+                <w:szCs w:val="18"/>
+              </w:rPr>
+            </w:r>
+          </w:p>
+        </w:tc>
+        <w:tc>
+          <w:tcPr>
+            <w:tcW w:w="1488" w:type="dxa"/>
+            <w:tcBorders/>
+            <w:vAlign w:val="bottom"/>
+          </w:tcPr>
+          <w:p>
+            <w:pPr>
+              <w:pStyle w:val="Normal"/>
+              <w:tabs>
+                <w:tab w:val="clear" w:pos="708"/>
+              </w:tabs>
+              <w:jc w:val="left"/>
               <w:rPr>
                 <w:rFonts w:ascii="Times New Roman" w:hAnsi="Times New Roman"/>
                 <w:sz w:val="18"/>
@@ -674,34 +674,34 @@
               <w:tabs>
                 <w:tab w:val="clear" w:pos="708"/>
               </w:tabs>
-              <w:jc w:val="start"/>
-              <w:rPr>
-                <w:rFonts w:ascii="Times New Roman" w:hAnsi="Times New Roman"/>
-                <w:sz w:val="18"/>
-                <w:szCs w:val="18"/>
-              </w:rPr>
-            </w:pPr>
-            <w:r>
-              <w:rPr>
-                <w:sz w:val="18"/>
-                <w:szCs w:val="18"/>
-              </w:rPr>
-            </w:r>
-          </w:p>
-        </w:tc>
-        <w:tc>
-          <w:tcPr>
-            <w:tcW w:w="109" w:type="dxa"/>
-            <w:tcBorders/>
-            <w:vAlign w:val="bottom"/>
-          </w:tcPr>
-          <w:p>
-            <w:pPr>
-              <w:pStyle w:val="Normal"/>
-              <w:tabs>
-                <w:tab w:val="clear" w:pos="708"/>
-              </w:tabs>
-              <w:jc w:val="start"/>
+              <w:jc w:val="left"/>
+              <w:rPr>
+                <w:rFonts w:ascii="Times New Roman" w:hAnsi="Times New Roman"/>
+                <w:sz w:val="18"/>
+                <w:szCs w:val="18"/>
+              </w:rPr>
+            </w:pPr>
+            <w:r>
+              <w:rPr>
+                <w:sz w:val="18"/>
+                <w:szCs w:val="18"/>
+              </w:rPr>
+            </w:r>
+          </w:p>
+        </w:tc>
+        <w:tc>
+          <w:tcPr>
+            <w:tcW w:w="108" w:type="dxa"/>
+            <w:tcBorders/>
+            <w:vAlign w:val="bottom"/>
+          </w:tcPr>
+          <w:p>
+            <w:pPr>
+              <w:pStyle w:val="Normal"/>
+              <w:tabs>
+                <w:tab w:val="clear" w:pos="708"/>
+              </w:tabs>
+              <w:jc w:val="left"/>
               <w:rPr>
                 <w:rFonts w:ascii="Times New Roman" w:hAnsi="Times New Roman"/>
                 <w:sz w:val="18"/>
@@ -728,7 +728,7 @@
               <w:tabs>
                 <w:tab w:val="clear" w:pos="708"/>
               </w:tabs>
-              <w:jc w:val="start"/>
+              <w:jc w:val="left"/>
               <w:rPr>
                 <w:rFonts w:ascii="Times New Roman" w:hAnsi="Times New Roman"/>
                 <w:sz w:val="18"/>
@@ -755,7 +755,7 @@
               <w:tabs>
                 <w:tab w:val="clear" w:pos="708"/>
               </w:tabs>
-              <w:jc w:val="start"/>
+              <w:jc w:val="left"/>
               <w:rPr>
                 <w:rFonts w:ascii="Times New Roman" w:hAnsi="Times New Roman"/>
                 <w:sz w:val="18"/>
@@ -782,34 +782,34 @@
               <w:tabs>
                 <w:tab w:val="clear" w:pos="708"/>
               </w:tabs>
-              <w:jc w:val="start"/>
-              <w:rPr>
-                <w:rFonts w:ascii="Times New Roman" w:hAnsi="Times New Roman"/>
-                <w:sz w:val="18"/>
-                <w:szCs w:val="18"/>
-              </w:rPr>
-            </w:pPr>
-            <w:r>
-              <w:rPr>
-                <w:sz w:val="18"/>
-                <w:szCs w:val="18"/>
-              </w:rPr>
-            </w:r>
-          </w:p>
-        </w:tc>
-        <w:tc>
-          <w:tcPr>
-            <w:tcW w:w="818" w:type="dxa"/>
-            <w:tcBorders/>
-            <w:vAlign w:val="bottom"/>
-          </w:tcPr>
-          <w:p>
-            <w:pPr>
-              <w:pStyle w:val="Normal"/>
-              <w:tabs>
-                <w:tab w:val="clear" w:pos="708"/>
-              </w:tabs>
-              <w:jc w:val="start"/>
+              <w:jc w:val="left"/>
+              <w:rPr>
+                <w:rFonts w:ascii="Times New Roman" w:hAnsi="Times New Roman"/>
+                <w:sz w:val="18"/>
+                <w:szCs w:val="18"/>
+              </w:rPr>
+            </w:pPr>
+            <w:r>
+              <w:rPr>
+                <w:sz w:val="18"/>
+                <w:szCs w:val="18"/>
+              </w:rPr>
+            </w:r>
+          </w:p>
+        </w:tc>
+        <w:tc>
+          <w:tcPr>
+            <w:tcW w:w="819" w:type="dxa"/>
+            <w:tcBorders/>
+            <w:vAlign w:val="bottom"/>
+          </w:tcPr>
+          <w:p>
+            <w:pPr>
+              <w:pStyle w:val="Normal"/>
+              <w:tabs>
+                <w:tab w:val="clear" w:pos="708"/>
+              </w:tabs>
+              <w:jc w:val="left"/>
               <w:rPr>
                 <w:rFonts w:ascii="Times New Roman" w:hAnsi="Times New Roman"/>
                 <w:sz w:val="18"/>
@@ -836,7 +836,7 @@
               <w:tabs>
                 <w:tab w:val="clear" w:pos="708"/>
               </w:tabs>
-              <w:jc w:val="start"/>
+              <w:jc w:val="left"/>
               <w:rPr>
                 <w:rFonts w:ascii="Times New Roman" w:hAnsi="Times New Roman"/>
                 <w:sz w:val="18"/>
@@ -863,7 +863,7 @@
               <w:tabs>
                 <w:tab w:val="clear" w:pos="708"/>
               </w:tabs>
-              <w:jc w:val="start"/>
+              <w:jc w:val="left"/>
               <w:rPr>
                 <w:rFonts w:ascii="Times New Roman" w:hAnsi="Times New Roman"/>
                 <w:sz w:val="18"/>
@@ -885,7 +885,7 @@
         </w:trPr>
         <w:tc>
           <w:tcPr>
-            <w:tcW w:w="1500" w:type="dxa"/>
+            <w:tcW w:w="1499" w:type="dxa"/>
             <w:tcBorders/>
             <w:vAlign w:val="center"/>
           </w:tcPr>
@@ -895,7 +895,7 @@
               <w:tabs>
                 <w:tab w:val="clear" w:pos="708"/>
               </w:tabs>
-              <w:jc w:val="start"/>
+              <w:jc w:val="left"/>
               <w:rPr>
                 <w:sz w:val="18"/>
                 <w:szCs w:val="18"/>
@@ -923,7 +923,7 @@
               <w:tabs>
                 <w:tab w:val="clear" w:pos="708"/>
               </w:tabs>
-              <w:jc w:val="start"/>
+              <w:jc w:val="left"/>
               <w:rPr>
                 <w:sz w:val="18"/>
                 <w:szCs w:val="18"/>
@@ -941,7 +941,7 @@
                 <w:sz w:val="18"/>
                 <w:szCs w:val="18"/>
               </w:rPr>
-              <w:t xml:space="preserve">КГБУЗ ККПНД № 1660041, г. Красноярск, ул. </w:t>
+              <w:t>КГБУЗ ККПНД № 1660041, г. Красноярск, ул.</w:t>
             </w:r>
           </w:p>
         </w:tc>
@@ -957,7 +957,7 @@
               <w:tabs>
                 <w:tab w:val="clear" w:pos="708"/>
               </w:tabs>
-              <w:jc w:val="start"/>
+              <w:jc w:val="left"/>
               <w:rPr>
                 <w:rFonts w:ascii="Times New Roman" w:hAnsi="Times New Roman"/>
                 <w:sz w:val="18"/>
@@ -1001,7 +1001,7 @@
         </w:tc>
         <w:tc>
           <w:tcPr>
-            <w:tcW w:w="4036" w:type="dxa"/>
+            <w:tcW w:w="4037" w:type="dxa"/>
             <w:gridSpan w:val="4"/>
             <w:tcBorders/>
             <w:vAlign w:val="center"/>
@@ -1035,7 +1035,7 @@
         </w:trPr>
         <w:tc>
           <w:tcPr>
-            <w:tcW w:w="1500" w:type="dxa"/>
+            <w:tcW w:w="1499" w:type="dxa"/>
             <w:tcBorders/>
             <w:vAlign w:val="center"/>
           </w:tcPr>
@@ -1045,7 +1045,7 @@
               <w:tabs>
                 <w:tab w:val="clear" w:pos="708"/>
               </w:tabs>
-              <w:jc w:val="start"/>
+              <w:jc w:val="left"/>
               <w:rPr>
                 <w:sz w:val="18"/>
                 <w:szCs w:val="18"/>
@@ -1072,24 +1072,24 @@
               <w:tabs>
                 <w:tab w:val="clear" w:pos="708"/>
               </w:tabs>
-              <w:jc w:val="start"/>
-              <w:rPr>
-                <w:rFonts w:ascii="Times New Roman" w:hAnsi="Times New Roman"/>
-                <w:sz w:val="18"/>
-                <w:szCs w:val="18"/>
-              </w:rPr>
-            </w:pPr>
-            <w:r>
-              <w:rPr>
-                <w:sz w:val="18"/>
-                <w:szCs w:val="18"/>
-              </w:rPr>
-            </w:r>
-          </w:p>
-        </w:tc>
-        <w:tc>
-          <w:tcPr>
-            <w:tcW w:w="1487" w:type="dxa"/>
+              <w:jc w:val="left"/>
+              <w:rPr>
+                <w:rFonts w:ascii="Times New Roman" w:hAnsi="Times New Roman"/>
+                <w:sz w:val="18"/>
+                <w:szCs w:val="18"/>
+              </w:rPr>
+            </w:pPr>
+            <w:r>
+              <w:rPr>
+                <w:sz w:val="18"/>
+                <w:szCs w:val="18"/>
+              </w:rPr>
+            </w:r>
+          </w:p>
+        </w:tc>
+        <w:tc>
+          <w:tcPr>
+            <w:tcW w:w="1488" w:type="dxa"/>
             <w:tcBorders/>
             <w:vAlign w:val="center"/>
           </w:tcPr>
@@ -1099,7 +1099,7 @@
               <w:tabs>
                 <w:tab w:val="clear" w:pos="708"/>
               </w:tabs>
-              <w:jc w:val="start"/>
+              <w:jc w:val="left"/>
               <w:rPr>
                 <w:rFonts w:ascii="Times New Roman" w:hAnsi="Times New Roman"/>
                 <w:sz w:val="18"/>
@@ -1126,24 +1126,24 @@
               <w:tabs>
                 <w:tab w:val="clear" w:pos="708"/>
               </w:tabs>
-              <w:jc w:val="start"/>
-              <w:rPr>
-                <w:rFonts w:ascii="Times New Roman" w:hAnsi="Times New Roman"/>
-                <w:sz w:val="18"/>
-                <w:szCs w:val="18"/>
-              </w:rPr>
-            </w:pPr>
-            <w:r>
-              <w:rPr>
-                <w:sz w:val="18"/>
-                <w:szCs w:val="18"/>
-              </w:rPr>
-            </w:r>
-          </w:p>
-        </w:tc>
-        <w:tc>
-          <w:tcPr>
-            <w:tcW w:w="109" w:type="dxa"/>
+              <w:jc w:val="left"/>
+              <w:rPr>
+                <w:rFonts w:ascii="Times New Roman" w:hAnsi="Times New Roman"/>
+                <w:sz w:val="18"/>
+                <w:szCs w:val="18"/>
+              </w:rPr>
+            </w:pPr>
+            <w:r>
+              <w:rPr>
+                <w:sz w:val="18"/>
+                <w:szCs w:val="18"/>
+              </w:rPr>
+            </w:r>
+          </w:p>
+        </w:tc>
+        <w:tc>
+          <w:tcPr>
+            <w:tcW w:w="108" w:type="dxa"/>
             <w:tcBorders/>
             <w:vAlign w:val="center"/>
           </w:tcPr>
@@ -1153,7 +1153,7 @@
               <w:tabs>
                 <w:tab w:val="clear" w:pos="708"/>
               </w:tabs>
-              <w:jc w:val="start"/>
+              <w:jc w:val="left"/>
               <w:rPr>
                 <w:rFonts w:ascii="Times New Roman" w:hAnsi="Times New Roman"/>
                 <w:sz w:val="18"/>
@@ -1180,7 +1180,7 @@
               <w:tabs>
                 <w:tab w:val="clear" w:pos="708"/>
               </w:tabs>
-              <w:jc w:val="start"/>
+              <w:jc w:val="left"/>
               <w:rPr>
                 <w:rFonts w:ascii="Times New Roman" w:hAnsi="Times New Roman"/>
                 <w:sz w:val="18"/>
@@ -1224,7 +1224,7 @@
         </w:tc>
         <w:tc>
           <w:tcPr>
-            <w:tcW w:w="4036" w:type="dxa"/>
+            <w:tcW w:w="4037" w:type="dxa"/>
             <w:gridSpan w:val="4"/>
             <w:tcBorders/>
             <w:vAlign w:val="center"/>
@@ -1235,7 +1235,7 @@
               <w:tabs>
                 <w:tab w:val="clear" w:pos="708"/>
               </w:tabs>
-              <w:jc w:val="start"/>
+              <w:jc w:val="left"/>
               <w:rPr>
                 <w:sz w:val="18"/>
                 <w:szCs w:val="18"/>
@@ -1267,7 +1267,7 @@
               <w:tabs>
                 <w:tab w:val="clear" w:pos="708"/>
               </w:tabs>
-              <w:jc w:val="start"/>
+              <w:jc w:val="left"/>
               <w:rPr>
                 <w:sz w:val="18"/>
                 <w:szCs w:val="18"/>
@@ -1296,24 +1296,24 @@
               <w:tabs>
                 <w:tab w:val="clear" w:pos="708"/>
               </w:tabs>
-              <w:jc w:val="start"/>
-              <w:rPr>
-                <w:rFonts w:ascii="Times New Roman" w:hAnsi="Times New Roman"/>
-                <w:sz w:val="18"/>
-                <w:szCs w:val="18"/>
-              </w:rPr>
-            </w:pPr>
-            <w:r>
-              <w:rPr>
-                <w:sz w:val="18"/>
-                <w:szCs w:val="18"/>
-              </w:rPr>
-            </w:r>
-          </w:p>
-        </w:tc>
-        <w:tc>
-          <w:tcPr>
-            <w:tcW w:w="109" w:type="dxa"/>
+              <w:jc w:val="left"/>
+              <w:rPr>
+                <w:rFonts w:ascii="Times New Roman" w:hAnsi="Times New Roman"/>
+                <w:sz w:val="18"/>
+                <w:szCs w:val="18"/>
+              </w:rPr>
+            </w:pPr>
+            <w:r>
+              <w:rPr>
+                <w:sz w:val="18"/>
+                <w:szCs w:val="18"/>
+              </w:rPr>
+            </w:r>
+          </w:p>
+        </w:tc>
+        <w:tc>
+          <w:tcPr>
+            <w:tcW w:w="108" w:type="dxa"/>
             <w:tcBorders/>
             <w:vAlign w:val="center"/>
           </w:tcPr>
@@ -1323,7 +1323,7 @@
               <w:tabs>
                 <w:tab w:val="clear" w:pos="708"/>
               </w:tabs>
-              <w:jc w:val="start"/>
+              <w:jc w:val="left"/>
               <w:rPr>
                 <w:rFonts w:ascii="Times New Roman" w:hAnsi="Times New Roman"/>
                 <w:sz w:val="18"/>
@@ -1350,7 +1350,7 @@
               <w:tabs>
                 <w:tab w:val="clear" w:pos="708"/>
               </w:tabs>
-              <w:jc w:val="start"/>
+              <w:jc w:val="left"/>
               <w:rPr>
                 <w:rFonts w:ascii="Times New Roman" w:hAnsi="Times New Roman"/>
                 <w:sz w:val="18"/>
@@ -1377,7 +1377,7 @@
               <w:tabs>
                 <w:tab w:val="clear" w:pos="708"/>
               </w:tabs>
-              <w:jc w:val="start"/>
+              <w:jc w:val="left"/>
               <w:rPr>
                 <w:sz w:val="18"/>
                 <w:szCs w:val="18"/>
@@ -1394,7 +1394,7 @@
         </w:tc>
         <w:tc>
           <w:tcPr>
-            <w:tcW w:w="3395" w:type="dxa"/>
+            <w:tcW w:w="3396" w:type="dxa"/>
             <w:gridSpan w:val="3"/>
             <w:tcBorders/>
             <w:vAlign w:val="center"/>
@@ -1405,7 +1405,7 @@
               <w:tabs>
                 <w:tab w:val="clear" w:pos="708"/>
               </w:tabs>
-              <w:jc w:val="start"/>
+              <w:jc w:val="left"/>
               <w:rPr>
                 <w:sz w:val="18"/>
                 <w:szCs w:val="18"/>
@@ -1427,7 +1427,7 @@
         </w:trPr>
         <w:tc>
           <w:tcPr>
-            <w:tcW w:w="5250" w:type="dxa"/>
+            <w:tcW w:w="5249" w:type="dxa"/>
             <w:gridSpan w:val="5"/>
             <w:tcBorders/>
             <w:vAlign w:val="center"/>
@@ -1438,7 +1438,7 @@
               <w:tabs>
                 <w:tab w:val="clear" w:pos="708"/>
               </w:tabs>
-              <w:jc w:val="start"/>
+              <w:jc w:val="left"/>
               <w:rPr>
                 <w:sz w:val="18"/>
                 <w:szCs w:val="18"/>
@@ -1465,7 +1465,7 @@
               <w:tabs>
                 <w:tab w:val="clear" w:pos="708"/>
               </w:tabs>
-              <w:jc w:val="start"/>
+              <w:jc w:val="left"/>
               <w:rPr>
                 <w:rFonts w:ascii="Times New Roman" w:hAnsi="Times New Roman"/>
                 <w:sz w:val="18"/>
@@ -1492,7 +1492,7 @@
               <w:tabs>
                 <w:tab w:val="clear" w:pos="708"/>
               </w:tabs>
-              <w:jc w:val="start"/>
+              <w:jc w:val="left"/>
               <w:rPr>
                 <w:sz w:val="18"/>
                 <w:szCs w:val="18"/>
@@ -1519,24 +1519,24 @@
               <w:tabs>
                 <w:tab w:val="clear" w:pos="708"/>
               </w:tabs>
-              <w:jc w:val="start"/>
-              <w:rPr>
-                <w:rFonts w:ascii="Times New Roman" w:hAnsi="Times New Roman"/>
-                <w:sz w:val="18"/>
-                <w:szCs w:val="18"/>
-              </w:rPr>
-            </w:pPr>
-            <w:r>
-              <w:rPr>
-                <w:sz w:val="18"/>
-                <w:szCs w:val="18"/>
-              </w:rPr>
-            </w:r>
-          </w:p>
-        </w:tc>
-        <w:tc>
-          <w:tcPr>
-            <w:tcW w:w="818" w:type="dxa"/>
+              <w:jc w:val="left"/>
+              <w:rPr>
+                <w:rFonts w:ascii="Times New Roman" w:hAnsi="Times New Roman"/>
+                <w:sz w:val="18"/>
+                <w:szCs w:val="18"/>
+              </w:rPr>
+            </w:pPr>
+            <w:r>
+              <w:rPr>
+                <w:sz w:val="18"/>
+                <w:szCs w:val="18"/>
+              </w:rPr>
+            </w:r>
+          </w:p>
+        </w:tc>
+        <w:tc>
+          <w:tcPr>
+            <w:tcW w:w="819" w:type="dxa"/>
             <w:tcBorders/>
             <w:vAlign w:val="center"/>
           </w:tcPr>
@@ -1546,7 +1546,7 @@
               <w:tabs>
                 <w:tab w:val="clear" w:pos="708"/>
               </w:tabs>
-              <w:jc w:val="start"/>
+              <w:jc w:val="left"/>
               <w:rPr>
                 <w:rFonts w:ascii="Times New Roman" w:hAnsi="Times New Roman"/>
                 <w:sz w:val="18"/>
@@ -1573,7 +1573,7 @@
               <w:tabs>
                 <w:tab w:val="clear" w:pos="708"/>
               </w:tabs>
-              <w:jc w:val="start"/>
+              <w:jc w:val="left"/>
               <w:rPr>
                 <w:rFonts w:ascii="Times New Roman" w:hAnsi="Times New Roman"/>
                 <w:sz w:val="18"/>
@@ -1600,7 +1600,7 @@
               <w:tabs>
                 <w:tab w:val="clear" w:pos="708"/>
               </w:tabs>
-              <w:jc w:val="start"/>
+              <w:jc w:val="left"/>
               <w:rPr>
                 <w:rFonts w:ascii="Times New Roman" w:hAnsi="Times New Roman"/>
                 <w:sz w:val="18"/>
@@ -1633,18 +1633,18 @@
               <w:tabs>
                 <w:tab w:val="clear" w:pos="708"/>
               </w:tabs>
-              <w:jc w:val="start"/>
-              <w:rPr>
-                <w:sz w:val="18"/>
-                <w:szCs w:val="18"/>
-              </w:rPr>
-            </w:pPr>
-            <w:r>
-              <w:rPr>
-                <w:sz w:val="18"/>
-                <w:szCs w:val="18"/>
-              </w:rPr>
-              <w:t xml:space="preserve">р/с 40601810804073000001  </w:t>
+              <w:jc w:val="left"/>
+              <w:rPr>
+                <w:sz w:val="18"/>
+                <w:szCs w:val="18"/>
+              </w:rPr>
+            </w:pPr>
+            <w:r>
+              <w:rPr>
+                <w:sz w:val="18"/>
+                <w:szCs w:val="18"/>
+              </w:rPr>
+              <w:t>р/с 40601810804073000001</w:t>
             </w:r>
           </w:p>
         </w:tc>
@@ -1660,7 +1660,7 @@
               <w:tabs>
                 <w:tab w:val="clear" w:pos="708"/>
               </w:tabs>
-              <w:jc w:val="start"/>
+              <w:jc w:val="left"/>
               <w:rPr>
                 <w:rFonts w:ascii="Calibri" w:hAnsi="Calibri"/>
                 <w:sz w:val="18"/>
@@ -1678,17 +1678,17 @@
         </w:tc>
         <w:tc>
           <w:tcPr>
-            <w:tcW w:w="109" w:type="dxa"/>
-            <w:tcBorders/>
-            <w:vAlign w:val="bottom"/>
-          </w:tcPr>
-          <w:p>
-            <w:pPr>
-              <w:pStyle w:val="Normal"/>
-              <w:tabs>
-                <w:tab w:val="clear" w:pos="708"/>
-              </w:tabs>
-              <w:jc w:val="start"/>
+            <w:tcW w:w="108" w:type="dxa"/>
+            <w:tcBorders/>
+            <w:vAlign w:val="bottom"/>
+          </w:tcPr>
+          <w:p>
+            <w:pPr>
+              <w:pStyle w:val="Normal"/>
+              <w:tabs>
+                <w:tab w:val="clear" w:pos="708"/>
+              </w:tabs>
+              <w:jc w:val="left"/>
               <w:rPr>
                 <w:rFonts w:ascii="Calibri" w:hAnsi="Calibri"/>
                 <w:sz w:val="18"/>
@@ -1716,24 +1716,24 @@
               <w:tabs>
                 <w:tab w:val="clear" w:pos="708"/>
               </w:tabs>
-              <w:jc w:val="start"/>
-              <w:rPr>
-                <w:rFonts w:ascii="Times New Roman" w:hAnsi="Times New Roman"/>
-                <w:sz w:val="18"/>
-                <w:szCs w:val="18"/>
-              </w:rPr>
-            </w:pPr>
-            <w:r>
-              <w:rPr>
-                <w:sz w:val="18"/>
-                <w:szCs w:val="18"/>
-              </w:rPr>
-            </w:r>
-          </w:p>
-        </w:tc>
-        <w:tc>
-          <w:tcPr>
-            <w:tcW w:w="5945" w:type="dxa"/>
+              <w:jc w:val="left"/>
+              <w:rPr>
+                <w:rFonts w:ascii="Times New Roman" w:hAnsi="Times New Roman"/>
+                <w:sz w:val="18"/>
+                <w:szCs w:val="18"/>
+              </w:rPr>
+            </w:pPr>
+            <w:r>
+              <w:rPr>
+                <w:sz w:val="18"/>
+                <w:szCs w:val="18"/>
+              </w:rPr>
+            </w:r>
+          </w:p>
+        </w:tc>
+        <w:tc>
+          <w:tcPr>
+            <w:tcW w:w="5946" w:type="dxa"/>
             <w:gridSpan w:val="5"/>
             <w:tcBorders/>
             <w:vAlign w:val="center"/>
@@ -1744,7 +1744,7 @@
               <w:tabs>
                 <w:tab w:val="clear" w:pos="708"/>
               </w:tabs>
-              <w:jc w:val="start"/>
+              <w:jc w:val="left"/>
               <w:rPr>
                 <w:sz w:val="18"/>
                 <w:szCs w:val="18"/>
@@ -1766,17 +1766,17 @@
         </w:trPr>
         <w:tc>
           <w:tcPr>
-            <w:tcW w:w="1500" w:type="dxa"/>
-            <w:tcBorders/>
-            <w:vAlign w:val="bottom"/>
-          </w:tcPr>
-          <w:p>
-            <w:pPr>
-              <w:pStyle w:val="Normal"/>
-              <w:tabs>
-                <w:tab w:val="clear" w:pos="708"/>
-              </w:tabs>
-              <w:jc w:val="start"/>
+            <w:tcW w:w="1499" w:type="dxa"/>
+            <w:tcBorders/>
+            <w:vAlign w:val="bottom"/>
+          </w:tcPr>
+          <w:p>
+            <w:pPr>
+              <w:pStyle w:val="Normal"/>
+              <w:tabs>
+                <w:tab w:val="clear" w:pos="708"/>
+              </w:tabs>
+              <w:jc w:val="left"/>
               <w:rPr>
                 <w:rFonts w:ascii="Calibri" w:hAnsi="Calibri"/>
                 <w:sz w:val="18"/>
@@ -1804,7 +1804,7 @@
               <w:tabs>
                 <w:tab w:val="clear" w:pos="708"/>
               </w:tabs>
-              <w:jc w:val="start"/>
+              <w:jc w:val="left"/>
               <w:rPr>
                 <w:rFonts w:ascii="Calibri" w:hAnsi="Calibri"/>
                 <w:sz w:val="18"/>
@@ -1822,17 +1822,17 @@
         </w:tc>
         <w:tc>
           <w:tcPr>
-            <w:tcW w:w="1487" w:type="dxa"/>
-            <w:tcBorders/>
-            <w:vAlign w:val="bottom"/>
-          </w:tcPr>
-          <w:p>
-            <w:pPr>
-              <w:pStyle w:val="Normal"/>
-              <w:tabs>
-                <w:tab w:val="clear" w:pos="708"/>
-              </w:tabs>
-              <w:jc w:val="start"/>
+            <w:tcW w:w="1488" w:type="dxa"/>
+            <w:tcBorders/>
+            <w:vAlign w:val="bottom"/>
+          </w:tcPr>
+          <w:p>
+            <w:pPr>
+              <w:pStyle w:val="Normal"/>
+              <w:tabs>
+                <w:tab w:val="clear" w:pos="708"/>
+              </w:tabs>
+              <w:jc w:val="left"/>
               <w:rPr>
                 <w:rFonts w:ascii="Calibri" w:hAnsi="Calibri"/>
                 <w:sz w:val="18"/>
@@ -1860,24 +1860,24 @@
               <w:tabs>
                 <w:tab w:val="clear" w:pos="708"/>
               </w:tabs>
-              <w:jc w:val="start"/>
-              <w:rPr>
-                <w:rFonts w:ascii="Times New Roman" w:hAnsi="Times New Roman"/>
-                <w:sz w:val="18"/>
-                <w:szCs w:val="18"/>
-              </w:rPr>
-            </w:pPr>
-            <w:r>
-              <w:rPr>
-                <w:sz w:val="18"/>
-                <w:szCs w:val="18"/>
-              </w:rPr>
-            </w:r>
-          </w:p>
-        </w:tc>
-        <w:tc>
-          <w:tcPr>
-            <w:tcW w:w="109" w:type="dxa"/>
+              <w:jc w:val="left"/>
+              <w:rPr>
+                <w:rFonts w:ascii="Times New Roman" w:hAnsi="Times New Roman"/>
+                <w:sz w:val="18"/>
+                <w:szCs w:val="18"/>
+              </w:rPr>
+            </w:pPr>
+            <w:r>
+              <w:rPr>
+                <w:sz w:val="18"/>
+                <w:szCs w:val="18"/>
+              </w:rPr>
+            </w:r>
+          </w:p>
+        </w:tc>
+        <w:tc>
+          <w:tcPr>
+            <w:tcW w:w="108" w:type="dxa"/>
             <w:tcBorders/>
             <w:vAlign w:val="center"/>
           </w:tcPr>
@@ -1887,7 +1887,7 @@
               <w:tabs>
                 <w:tab w:val="clear" w:pos="708"/>
               </w:tabs>
-              <w:jc w:val="start"/>
+              <w:jc w:val="left"/>
               <w:rPr>
                 <w:rFonts w:ascii="Times New Roman" w:hAnsi="Times New Roman"/>
                 <w:sz w:val="18"/>
@@ -1914,7 +1914,7 @@
               <w:tabs>
                 <w:tab w:val="clear" w:pos="708"/>
               </w:tabs>
-              <w:jc w:val="start"/>
+              <w:jc w:val="left"/>
               <w:rPr>
                 <w:rFonts w:ascii="Times New Roman" w:hAnsi="Times New Roman"/>
                 <w:sz w:val="18"/>
@@ -1941,7 +1941,7 @@
               <w:tabs>
                 <w:tab w:val="clear" w:pos="708"/>
               </w:tabs>
-              <w:jc w:val="start"/>
+              <w:jc w:val="left"/>
               <w:rPr>
                 <w:sz w:val="18"/>
                 <w:szCs w:val="18"/>
@@ -1958,7 +1958,7 @@
         </w:tc>
         <w:tc>
           <w:tcPr>
-            <w:tcW w:w="4036" w:type="dxa"/>
+            <w:tcW w:w="4037" w:type="dxa"/>
             <w:gridSpan w:val="4"/>
             <w:tcBorders/>
             <w:vAlign w:val="center"/>
@@ -1969,7 +1969,7 @@
               <w:tabs>
                 <w:tab w:val="clear" w:pos="708"/>
               </w:tabs>
-              <w:jc w:val="start"/>
+              <w:jc w:val="left"/>
               <w:rPr>
                 <w:sz w:val="18"/>
                 <w:szCs w:val="18"/>
@@ -2002,7 +2002,7 @@
               <w:tabs>
                 <w:tab w:val="clear" w:pos="708"/>
               </w:tabs>
-              <w:jc w:val="start"/>
+              <w:jc w:val="left"/>
               <w:rPr>
                 <w:sz w:val="18"/>
                 <w:szCs w:val="18"/>
@@ -2028,17 +2028,17 @@
         </w:trPr>
         <w:tc>
           <w:tcPr>
-            <w:tcW w:w="1500" w:type="dxa"/>
-            <w:tcBorders/>
-            <w:vAlign w:val="bottom"/>
-          </w:tcPr>
-          <w:p>
-            <w:pPr>
-              <w:pStyle w:val="Normal"/>
-              <w:tabs>
-                <w:tab w:val="clear" w:pos="708"/>
-              </w:tabs>
-              <w:jc w:val="start"/>
+            <w:tcW w:w="1499" w:type="dxa"/>
+            <w:tcBorders/>
+            <w:vAlign w:val="bottom"/>
+          </w:tcPr>
+          <w:p>
+            <w:pPr>
+              <w:pStyle w:val="Normal"/>
+              <w:tabs>
+                <w:tab w:val="clear" w:pos="708"/>
+              </w:tabs>
+              <w:jc w:val="left"/>
               <w:rPr>
                 <w:sz w:val="18"/>
                 <w:szCs w:val="18"/>
@@ -2065,34 +2065,34 @@
               <w:tabs>
                 <w:tab w:val="clear" w:pos="708"/>
               </w:tabs>
-              <w:jc w:val="start"/>
-              <w:rPr>
-                <w:rFonts w:ascii="Times New Roman" w:hAnsi="Times New Roman"/>
-                <w:sz w:val="18"/>
-                <w:szCs w:val="18"/>
-              </w:rPr>
-            </w:pPr>
-            <w:r>
-              <w:rPr>
-                <w:sz w:val="18"/>
-                <w:szCs w:val="18"/>
-              </w:rPr>
-            </w:r>
-          </w:p>
-        </w:tc>
-        <w:tc>
-          <w:tcPr>
-            <w:tcW w:w="1487" w:type="dxa"/>
-            <w:tcBorders/>
-            <w:vAlign w:val="bottom"/>
-          </w:tcPr>
-          <w:p>
-            <w:pPr>
-              <w:pStyle w:val="Normal"/>
-              <w:tabs>
-                <w:tab w:val="clear" w:pos="708"/>
-              </w:tabs>
-              <w:jc w:val="start"/>
+              <w:jc w:val="left"/>
+              <w:rPr>
+                <w:rFonts w:ascii="Times New Roman" w:hAnsi="Times New Roman"/>
+                <w:sz w:val="18"/>
+                <w:szCs w:val="18"/>
+              </w:rPr>
+            </w:pPr>
+            <w:r>
+              <w:rPr>
+                <w:sz w:val="18"/>
+                <w:szCs w:val="18"/>
+              </w:rPr>
+            </w:r>
+          </w:p>
+        </w:tc>
+        <w:tc>
+          <w:tcPr>
+            <w:tcW w:w="1488" w:type="dxa"/>
+            <w:tcBorders/>
+            <w:vAlign w:val="bottom"/>
+          </w:tcPr>
+          <w:p>
+            <w:pPr>
+              <w:pStyle w:val="Normal"/>
+              <w:tabs>
+                <w:tab w:val="clear" w:pos="708"/>
+              </w:tabs>
+              <w:jc w:val="left"/>
               <w:rPr>
                 <w:rFonts w:ascii="Times New Roman" w:hAnsi="Times New Roman"/>
                 <w:sz w:val="18"/>
@@ -2119,34 +2119,34 @@
               <w:tabs>
                 <w:tab w:val="clear" w:pos="708"/>
               </w:tabs>
-              <w:jc w:val="start"/>
-              <w:rPr>
-                <w:rFonts w:ascii="Times New Roman" w:hAnsi="Times New Roman"/>
-                <w:sz w:val="18"/>
-                <w:szCs w:val="18"/>
-              </w:rPr>
-            </w:pPr>
-            <w:r>
-              <w:rPr>
-                <w:sz w:val="18"/>
-                <w:szCs w:val="18"/>
-              </w:rPr>
-            </w:r>
-          </w:p>
-        </w:tc>
-        <w:tc>
-          <w:tcPr>
-            <w:tcW w:w="109" w:type="dxa"/>
-            <w:tcBorders/>
-            <w:vAlign w:val="bottom"/>
-          </w:tcPr>
-          <w:p>
-            <w:pPr>
-              <w:pStyle w:val="Normal"/>
-              <w:tabs>
-                <w:tab w:val="clear" w:pos="708"/>
-              </w:tabs>
-              <w:jc w:val="start"/>
+              <w:jc w:val="left"/>
+              <w:rPr>
+                <w:rFonts w:ascii="Times New Roman" w:hAnsi="Times New Roman"/>
+                <w:sz w:val="18"/>
+                <w:szCs w:val="18"/>
+              </w:rPr>
+            </w:pPr>
+            <w:r>
+              <w:rPr>
+                <w:sz w:val="18"/>
+                <w:szCs w:val="18"/>
+              </w:rPr>
+            </w:r>
+          </w:p>
+        </w:tc>
+        <w:tc>
+          <w:tcPr>
+            <w:tcW w:w="108" w:type="dxa"/>
+            <w:tcBorders/>
+            <w:vAlign w:val="bottom"/>
+          </w:tcPr>
+          <w:p>
+            <w:pPr>
+              <w:pStyle w:val="Normal"/>
+              <w:tabs>
+                <w:tab w:val="clear" w:pos="708"/>
+              </w:tabs>
+              <w:jc w:val="left"/>
               <w:rPr>
                 <w:rFonts w:ascii="Times New Roman" w:hAnsi="Times New Roman"/>
                 <w:sz w:val="18"/>
@@ -2173,24 +2173,24 @@
               <w:tabs>
                 <w:tab w:val="clear" w:pos="708"/>
               </w:tabs>
-              <w:jc w:val="start"/>
-              <w:rPr>
-                <w:rFonts w:ascii="Times New Roman" w:hAnsi="Times New Roman"/>
-                <w:sz w:val="18"/>
-                <w:szCs w:val="18"/>
-              </w:rPr>
-            </w:pPr>
-            <w:r>
-              <w:rPr>
-                <w:sz w:val="18"/>
-                <w:szCs w:val="18"/>
-              </w:rPr>
-            </w:r>
-          </w:p>
-        </w:tc>
-        <w:tc>
-          <w:tcPr>
-            <w:tcW w:w="5945" w:type="dxa"/>
+              <w:jc w:val="left"/>
+              <w:rPr>
+                <w:rFonts w:ascii="Times New Roman" w:hAnsi="Times New Roman"/>
+                <w:sz w:val="18"/>
+                <w:szCs w:val="18"/>
+              </w:rPr>
+            </w:pPr>
+            <w:r>
+              <w:rPr>
+                <w:sz w:val="18"/>
+                <w:szCs w:val="18"/>
+              </w:rPr>
+            </w:r>
+          </w:p>
+        </w:tc>
+        <w:tc>
+          <w:tcPr>
+            <w:tcW w:w="5946" w:type="dxa"/>
             <w:gridSpan w:val="5"/>
             <w:tcBorders/>
             <w:vAlign w:val="bottom"/>
@@ -2201,27 +2201,27 @@
               <w:tabs>
                 <w:tab w:val="clear" w:pos="708"/>
               </w:tabs>
-              <w:jc w:val="start"/>
-              <w:rPr>
-                <w:rFonts w:ascii="Times New Roman" w:hAnsi="Times New Roman"/>
-                <w:sz w:val="18"/>
-                <w:szCs w:val="18"/>
-              </w:rPr>
-            </w:pPr>
-            <w:r>
-              <w:rPr>
-                <w:sz w:val="18"/>
-                <w:szCs w:val="18"/>
-              </w:rPr>
-            </w:r>
-          </w:p>
-          <w:p>
-            <w:pPr>
-              <w:pStyle w:val="Normal"/>
-              <w:tabs>
-                <w:tab w:val="clear" w:pos="708"/>
-              </w:tabs>
-              <w:jc w:val="start"/>
+              <w:jc w:val="left"/>
+              <w:rPr>
+                <w:rFonts w:ascii="Times New Roman" w:hAnsi="Times New Roman"/>
+                <w:sz w:val="18"/>
+                <w:szCs w:val="18"/>
+              </w:rPr>
+            </w:pPr>
+            <w:r>
+              <w:rPr>
+                <w:sz w:val="18"/>
+                <w:szCs w:val="18"/>
+              </w:rPr>
+            </w:r>
+          </w:p>
+          <w:p>
+            <w:pPr>
+              <w:pStyle w:val="Normal"/>
+              <w:tabs>
+                <w:tab w:val="clear" w:pos="708"/>
+              </w:tabs>
+              <w:jc w:val="left"/>
               <w:rPr>
                 <w:sz w:val="18"/>
                 <w:szCs w:val="18"/>
@@ -2243,17 +2243,17 @@
         </w:trPr>
         <w:tc>
           <w:tcPr>
-            <w:tcW w:w="1500" w:type="dxa"/>
-            <w:tcBorders/>
-            <w:vAlign w:val="bottom"/>
-          </w:tcPr>
-          <w:p>
-            <w:pPr>
-              <w:pStyle w:val="Normal"/>
-              <w:tabs>
-                <w:tab w:val="clear" w:pos="708"/>
-              </w:tabs>
-              <w:jc w:val="start"/>
+            <w:tcW w:w="1499" w:type="dxa"/>
+            <w:tcBorders/>
+            <w:vAlign w:val="bottom"/>
+          </w:tcPr>
+          <w:p>
+            <w:pPr>
+              <w:pStyle w:val="Normal"/>
+              <w:tabs>
+                <w:tab w:val="clear" w:pos="708"/>
+              </w:tabs>
+              <w:jc w:val="left"/>
               <w:rPr>
                 <w:rFonts w:ascii="Calibri" w:hAnsi="Calibri"/>
                 <w:sz w:val="18"/>
@@ -2281,7 +2281,7 @@
               <w:tabs>
                 <w:tab w:val="clear" w:pos="708"/>
               </w:tabs>
-              <w:jc w:val="start"/>
+              <w:jc w:val="left"/>
               <w:rPr>
                 <w:rFonts w:ascii="Calibri" w:hAnsi="Calibri"/>
                 <w:sz w:val="18"/>
@@ -2299,17 +2299,17 @@
         </w:tc>
         <w:tc>
           <w:tcPr>
-            <w:tcW w:w="1487" w:type="dxa"/>
-            <w:tcBorders/>
-            <w:vAlign w:val="bottom"/>
-          </w:tcPr>
-          <w:p>
-            <w:pPr>
-              <w:pStyle w:val="Normal"/>
-              <w:tabs>
-                <w:tab w:val="clear" w:pos="708"/>
-              </w:tabs>
-              <w:jc w:val="start"/>
+            <w:tcW w:w="1488" w:type="dxa"/>
+            <w:tcBorders/>
+            <w:vAlign w:val="bottom"/>
+          </w:tcPr>
+          <w:p>
+            <w:pPr>
+              <w:pStyle w:val="Normal"/>
+              <w:tabs>
+                <w:tab w:val="clear" w:pos="708"/>
+              </w:tabs>
+              <w:jc w:val="left"/>
               <w:rPr>
                 <w:rFonts w:ascii="Calibri" w:hAnsi="Calibri"/>
                 <w:sz w:val="18"/>
@@ -2337,7 +2337,7 @@
               <w:tabs>
                 <w:tab w:val="clear" w:pos="708"/>
               </w:tabs>
-              <w:jc w:val="start"/>
+              <w:jc w:val="left"/>
               <w:rPr>
                 <w:rFonts w:ascii="Calibri" w:hAnsi="Calibri"/>
                 <w:sz w:val="18"/>
@@ -2355,17 +2355,17 @@
         </w:tc>
         <w:tc>
           <w:tcPr>
-            <w:tcW w:w="109" w:type="dxa"/>
-            <w:tcBorders/>
-            <w:vAlign w:val="bottom"/>
-          </w:tcPr>
-          <w:p>
-            <w:pPr>
-              <w:pStyle w:val="Normal"/>
-              <w:tabs>
-                <w:tab w:val="clear" w:pos="708"/>
-              </w:tabs>
-              <w:jc w:val="start"/>
+            <w:tcW w:w="108" w:type="dxa"/>
+            <w:tcBorders/>
+            <w:vAlign w:val="bottom"/>
+          </w:tcPr>
+          <w:p>
+            <w:pPr>
+              <w:pStyle w:val="Normal"/>
+              <w:tabs>
+                <w:tab w:val="clear" w:pos="708"/>
+              </w:tabs>
+              <w:jc w:val="left"/>
               <w:rPr>
                 <w:rFonts w:ascii="Calibri" w:hAnsi="Calibri"/>
                 <w:sz w:val="18"/>
@@ -2393,7 +2393,7 @@
               <w:tabs>
                 <w:tab w:val="clear" w:pos="708"/>
               </w:tabs>
-              <w:jc w:val="start"/>
+              <w:jc w:val="left"/>
               <w:rPr>
                 <w:rFonts w:ascii="Calibri" w:hAnsi="Calibri"/>
                 <w:sz w:val="18"/>
@@ -2411,7 +2411,7 @@
         </w:tc>
         <w:tc>
           <w:tcPr>
-            <w:tcW w:w="5945" w:type="dxa"/>
+            <w:tcW w:w="5946" w:type="dxa"/>
             <w:gridSpan w:val="5"/>
             <w:tcBorders/>
             <w:vAlign w:val="bottom"/>
@@ -2422,7 +2422,7 @@
               <w:tabs>
                 <w:tab w:val="clear" w:pos="708"/>
               </w:tabs>
-              <w:jc w:val="start"/>
+              <w:jc w:val="left"/>
               <w:rPr>
                 <w:rFonts w:ascii="Calibri" w:hAnsi="Calibri"/>
                 <w:sz w:val="18"/>
@@ -2445,17 +2445,17 @@
         </w:trPr>
         <w:tc>
           <w:tcPr>
-            <w:tcW w:w="1500" w:type="dxa"/>
-            <w:tcBorders/>
-            <w:vAlign w:val="bottom"/>
-          </w:tcPr>
-          <w:p>
-            <w:pPr>
-              <w:pStyle w:val="Normal"/>
-              <w:tabs>
-                <w:tab w:val="clear" w:pos="708"/>
-              </w:tabs>
-              <w:jc w:val="start"/>
+            <w:tcW w:w="1499" w:type="dxa"/>
+            <w:tcBorders/>
+            <w:vAlign w:val="bottom"/>
+          </w:tcPr>
+          <w:p>
+            <w:pPr>
+              <w:pStyle w:val="Normal"/>
+              <w:tabs>
+                <w:tab w:val="clear" w:pos="708"/>
+              </w:tabs>
+              <w:jc w:val="left"/>
               <w:rPr>
                 <w:rFonts w:ascii="Calibri" w:hAnsi="Calibri"/>
                 <w:sz w:val="18"/>
@@ -2483,7 +2483,7 @@
               <w:tabs>
                 <w:tab w:val="clear" w:pos="708"/>
               </w:tabs>
-              <w:jc w:val="start"/>
+              <w:jc w:val="left"/>
               <w:rPr>
                 <w:sz w:val="18"/>
                 <w:szCs w:val="18"/>
@@ -2500,34 +2500,34 @@
         </w:tc>
         <w:tc>
           <w:tcPr>
-            <w:tcW w:w="1487" w:type="dxa"/>
-            <w:tcBorders/>
-            <w:vAlign w:val="bottom"/>
-          </w:tcPr>
-          <w:p>
-            <w:pPr>
-              <w:pStyle w:val="Normal"/>
-              <w:tabs>
-                <w:tab w:val="clear" w:pos="708"/>
-              </w:tabs>
-              <w:jc w:val="start"/>
-              <w:rPr>
-                <w:rFonts w:ascii="Times New Roman" w:hAnsi="Times New Roman"/>
-                <w:sz w:val="18"/>
-                <w:szCs w:val="18"/>
-              </w:rPr>
-            </w:pPr>
-            <w:r>
-              <w:rPr>
-                <w:sz w:val="18"/>
-                <w:szCs w:val="18"/>
-              </w:rPr>
-            </w:r>
-          </w:p>
-        </w:tc>
-        <w:tc>
-          <w:tcPr>
-            <w:tcW w:w="1186" w:type="dxa"/>
+            <w:tcW w:w="1488" w:type="dxa"/>
+            <w:tcBorders/>
+            <w:vAlign w:val="bottom"/>
+          </w:tcPr>
+          <w:p>
+            <w:pPr>
+              <w:pStyle w:val="Normal"/>
+              <w:tabs>
+                <w:tab w:val="clear" w:pos="708"/>
+              </w:tabs>
+              <w:jc w:val="left"/>
+              <w:rPr>
+                <w:rFonts w:ascii="Times New Roman" w:hAnsi="Times New Roman"/>
+                <w:sz w:val="18"/>
+                <w:szCs w:val="18"/>
+              </w:rPr>
+            </w:pPr>
+            <w:r>
+              <w:rPr>
+                <w:sz w:val="18"/>
+                <w:szCs w:val="18"/>
+              </w:rPr>
+            </w:r>
+          </w:p>
+        </w:tc>
+        <w:tc>
+          <w:tcPr>
+            <w:tcW w:w="1185" w:type="dxa"/>
             <w:gridSpan w:val="2"/>
             <w:tcBorders/>
             <w:vAlign w:val="bottom"/>
@@ -2565,7 +2565,7 @@
               <w:tabs>
                 <w:tab w:val="clear" w:pos="708"/>
               </w:tabs>
-              <w:jc w:val="start"/>
+              <w:jc w:val="left"/>
               <w:rPr>
                 <w:rFonts w:ascii="Times New Roman" w:hAnsi="Times New Roman"/>
                 <w:sz w:val="18"/>
@@ -2592,7 +2592,7 @@
               <w:tabs>
                 <w:tab w:val="clear" w:pos="708"/>
               </w:tabs>
-              <w:jc w:val="start"/>
+              <w:jc w:val="left"/>
               <w:rPr>
                 <w:rFonts w:ascii="Times New Roman" w:hAnsi="Times New Roman"/>
                 <w:sz w:val="18"/>
@@ -2619,7 +2619,7 @@
               <w:tabs>
                 <w:tab w:val="clear" w:pos="708"/>
               </w:tabs>
-              <w:jc w:val="start"/>
+              <w:jc w:val="left"/>
               <w:rPr>
                 <w:sz w:val="18"/>
                 <w:szCs w:val="18"/>
@@ -2636,7 +2636,7 @@
         </w:tc>
         <w:tc>
           <w:tcPr>
-            <w:tcW w:w="3395" w:type="dxa"/>
+            <w:tcW w:w="3396" w:type="dxa"/>
             <w:gridSpan w:val="3"/>
             <w:tcBorders/>
             <w:vAlign w:val="bottom"/>
@@ -2681,7 +2681,7 @@
         <w:suppressAutoHyphens w:val="true"/>
         <w:bidi w:val="0"/>
         <w:spacing w:lineRule="exact" w:line="226" w:before="0" w:after="0"/>
-        <w:ind w:hanging="0" w:start="0" w:end="180"/>
+        <w:ind w:hanging="0" w:left="0" w:right="180"/>
         <w:jc w:val="both"/>
         <w:rPr/>
       </w:pPr>
@@ -3100,7 +3100,7 @@
       <w:suppressAutoHyphens w:val="true"/>
       <w:bidi w:val="0"/>
       <w:spacing w:lineRule="auto" w:line="240" w:before="0" w:after="0"/>
-      <w:jc w:val="start"/>
+      <w:jc w:val="left"/>
     </w:pPr>
     <w:rPr>
       <w:rFonts w:ascii="Times New Roman" w:hAnsi="Times New Roman" w:eastAsia="Times New Roman" w:cs="Times New Roman"/>
@@ -3263,37 +3263,37 @@
         <a:srgbClr val="000000"/>
       </a:dk1>
       <a:lt1>
-        <a:srgbClr val="ffffff"/>
+        <a:srgbClr val="FFFFFF"/>
       </a:lt1>
       <a:dk2>
-        <a:srgbClr val="44546a"/>
+        <a:srgbClr val="44546A"/>
       </a:dk2>
       <a:lt2>
-        <a:srgbClr val="e7e6e6"/>
+        <a:srgbClr val="E7E6E6"/>
       </a:lt2>
       <a:accent1>
-        <a:srgbClr val="5b9bd5"/>
+        <a:srgbClr val="5B9BD5"/>
       </a:accent1>
       <a:accent2>
-        <a:srgbClr val="ed7d31"/>
+        <a:srgbClr val="ED7D31"/>
       </a:accent2>
       <a:accent3>
-        <a:srgbClr val="a5a5a5"/>
+        <a:srgbClr val="A5A5A5"/>
       </a:accent3>
       <a:accent4>
-        <a:srgbClr val="ffc000"/>
+        <a:srgbClr val="FFC000"/>
       </a:accent4>
       <a:accent5>
-        <a:srgbClr val="4472c4"/>
+        <a:srgbClr val="4472C4"/>
       </a:accent5>
       <a:accent6>
-        <a:srgbClr val="70ad47"/>
+        <a:srgbClr val="70AD47"/>
       </a:accent6>
       <a:hlink>
-        <a:srgbClr val="0563c1"/>
+        <a:srgbClr val="0563C1"/>
       </a:hlink>
       <a:folHlink>
-        <a:srgbClr val="954f72"/>
+        <a:srgbClr val="954F72"/>
       </a:folHlink>
     </a:clrScheme>
     <a:fontScheme name="Стандартная">
